--- a/docassemble/AKA2JBranding/data/templates/respond_to_reconsider_content.docx
+++ b/docassemble/AKA2JBranding/data/templates/respond_to_reconsider_content.docx
@@ -328,16 +328,15 @@
         <w:rPr>
           <w:b/>
           <w:bCs/>
-          <w:spacing w:val="-2"/>
         </w:rPr>
-        <w:t>CIV-810</w:t>
+        <w:t>Response to Motion</w:t>
       </w:r>
       <w:r>
         <w:rPr>
           <w:b/>
           <w:bCs/>
         </w:rPr>
-        <w:t xml:space="preserve"> Response to Motion</w:t>
+        <w:t xml:space="preserve"> TF-707</w:t>
       </w:r>
       <w:r>
         <w:rPr>
@@ -370,7 +369,7 @@
           <w:rPr>
             <w:rStyle w:val="Hyperlink"/>
           </w:rPr>
-          <w:t>ak-courts.info/civ810</w:t>
+          <w:t>ak-courts.info/tf707</w:t>
         </w:r>
       </w:hyperlink>
     </w:p>

--- a/docassemble/AKA2JBranding/data/templates/respond_to_reconsider_content.docx
+++ b/docassemble/AKA2JBranding/data/templates/respond_to_reconsider_content.docx
@@ -14,7 +14,7 @@
         <w:rPr>
           <w:b/>
         </w:rPr>
-        <w:t>Motion for Reconsideration</w:t>
+        <w:t>Motion (Request) and Affidavit for Reconsideration</w:t>
       </w:r>
       <w:r>
         <w:rPr>
@@ -42,7 +42,7 @@
         <w:rPr>
           <w:b/>
         </w:rPr>
-        <w:t>Motion for Reconsideration</w:t>
+        <w:t>Motion (Request) and Affidavit for Reconsideration</w:t>
       </w:r>
       <w:r>
         <w:t xml:space="preserve"> unless the judge asks you for a response, usually in a written order or notice. The judge usually sets a deadline for a response. If no deadline is set, the response is due 10 days from the date the court distributed it to you. You can find this date by looking at the end of the written order or decision to see when the clerk emailed or mailed it to you.</w:t>
@@ -328,15 +328,16 @@
         <w:rPr>
           <w:b/>
           <w:bCs/>
+          <w:spacing w:val="-2"/>
         </w:rPr>
-        <w:t>Response to Motion</w:t>
+        <w:t>CIV-810</w:t>
       </w:r>
       <w:r>
         <w:rPr>
           <w:b/>
           <w:bCs/>
         </w:rPr>
-        <w:t xml:space="preserve"> TF-707</w:t>
+        <w:t xml:space="preserve"> Response to Motion</w:t>
       </w:r>
       <w:r>
         <w:rPr>
@@ -351,7 +352,23 @@
             <w:bCs/>
             <w:spacing w:val="0"/>
           </w:rPr>
-          <w:t>Fill in PDF</w:t>
+          <w:t>Fill</w:t>
+        </w:r>
+        <w:r>
+          <w:rPr>
+            <w:rStyle w:val="Hyperlink"/>
+            <w:bCs/>
+            <w:spacing w:val="0"/>
+          </w:rPr>
+          <w:t xml:space="preserve"> </w:t>
+        </w:r>
+        <w:r>
+          <w:rPr>
+            <w:rStyle w:val="Hyperlink"/>
+            <w:bCs/>
+            <w:spacing w:val="0"/>
+          </w:rPr>
+          <w:t>in PDF</w:t>
         </w:r>
       </w:hyperlink>
       <w:r>

--- a/docassemble/AKA2JBranding/data/templates/respond_to_reconsider_content.docx
+++ b/docassemble/AKA2JBranding/data/templates/respond_to_reconsider_content.docx
@@ -14,7 +14,7 @@
         <w:rPr>
           <w:b/>
         </w:rPr>
-        <w:t>Motion (Request) and Affidavit for Reconsideration</w:t>
+        <w:t>Motion for Reconsideration</w:t>
       </w:r>
       <w:r>
         <w:rPr>
@@ -42,7 +42,7 @@
         <w:rPr>
           <w:b/>
         </w:rPr>
-        <w:t>Motion (Request) and Affidavit for Reconsideration</w:t>
+        <w:t>Motion for Reconsideration</w:t>
       </w:r>
       <w:r>
         <w:t xml:space="preserve"> unless the judge asks you for a response, usually in a written order or notice. The judge usually sets a deadline for a response. If no deadline is set, the response is due 10 days from the date the court distributed it to you. You can find this date by looking at the end of the written order or decision to see when the clerk emailed or mailed it to you.</w:t>
@@ -110,7 +110,7 @@
         <w:rPr>
           <w:b/>
         </w:rPr>
-        <w:t>Motion (Request) and Affidavit for Reconsideration</w:t>
+        <w:t>Motion for Reconsideration</w:t>
       </w:r>
       <w:r>
         <w:t xml:space="preserve"> is denied, which means the original decision is not changed.</w:t>
@@ -132,10 +132,10 @@
         <w:rPr>
           <w:b/>
         </w:rPr>
-        <w:t>Motion (Request) and Affidavit for Reconsideration</w:t>
-      </w:r>
-      <w:r>
-        <w:t>, they will either enter a new order or ask both sides for more information.</w:t>
+        <w:t>Motion for Reconsideration</w:t>
+      </w:r>
+      <w:r>
+        <w:t>, they will enter a new order or ask both sides for more information.</w:t>
       </w:r>
     </w:p>
     <w:p>
@@ -323,27 +323,60 @@
       </w:r>
     </w:p>
     <w:p>
+      <w:pPr>
+        <w:pStyle w:val="Body"/>
+      </w:pPr>
       <w:bookmarkStart w:id="0" w:name="_Hlk231288466"/>
+      <w:r>
+        <w:rPr>
+          <w:b/>
+          <w:bCs/>
+        </w:rPr>
+        <w:t>Response to Motion</w:t>
+      </w:r>
+      <w:r>
+        <w:rPr>
+          <w:b/>
+          <w:bCs/>
+        </w:rPr>
+        <w:t xml:space="preserve">, </w:t>
+      </w:r>
       <w:r>
         <w:rPr>
           <w:b/>
           <w:bCs/>
           <w:spacing w:val="-2"/>
         </w:rPr>
-        <w:t>CIV-810</w:t>
+        <w:t>TF</w:t>
+      </w:r>
+      <w:r>
+        <w:rPr>
+          <w:b/>
+          <w:bCs/>
+          <w:spacing w:val="-2"/>
+        </w:rPr>
+        <w:t>-</w:t>
+      </w:r>
+      <w:r>
+        <w:rPr>
+          <w:b/>
+          <w:bCs/>
+          <w:spacing w:val="-2"/>
+        </w:rPr>
+        <w:t>707</w:t>
       </w:r>
       <w:r>
         <w:rPr>
           <w:b/>
           <w:bCs/>
         </w:rPr>
-        <w:t xml:space="preserve"> Response to Motion</w:t>
+        <w:t xml:space="preserve"> </w:t>
       </w:r>
       <w:r>
         <w:rPr>
           <w:bCs/>
         </w:rPr>
-        <w:t xml:space="preserve"> [</w:t>
+        <w:t>[</w:t>
       </w:r>
       <w:hyperlink r:id="rId8" w:history="1">
         <w:r>
@@ -352,7 +385,7 @@
             <w:bCs/>
             <w:spacing w:val="0"/>
           </w:rPr>
-          <w:t>Fill</w:t>
+          <w:t>F</w:t>
         </w:r>
         <w:r>
           <w:rPr>
@@ -360,7 +393,7 @@
             <w:bCs/>
             <w:spacing w:val="0"/>
           </w:rPr>
-          <w:t xml:space="preserve"> </w:t>
+          <w:t>i</w:t>
         </w:r>
         <w:r>
           <w:rPr>
@@ -368,7 +401,7 @@
             <w:bCs/>
             <w:spacing w:val="0"/>
           </w:rPr>
-          <w:t>in PDF</w:t>
+          <w:t>ll in PDF</w:t>
         </w:r>
       </w:hyperlink>
       <w:r>
